--- a/fuentes/72312159_CF02_DU.docx
+++ b/fuentes/72312159_CF02_DU.docx
@@ -5931,7 +5931,6 @@
       <w:pPr>
         <w:pStyle w:val="Ttulo4"/>
       </w:pPr>
-      <w:proofErr w:type="spellStart"/>
       <w:r>
         <w:rPr>
           <w:rStyle w:val="Extranjerismo"/>
@@ -5939,7 +5938,6 @@
         </w:rPr>
         <w:t>Checklists</w:t>
       </w:r>
-      <w:proofErr w:type="spellEnd"/>
       <w:r>
         <w:t xml:space="preserve"> específicos</w:t>
       </w:r>
@@ -17525,21 +17523,7 @@
         <w:rPr>
           <w:lang w:eastAsia="es-CO"/>
         </w:rPr>
-        <w:t xml:space="preserve">El control de plagas </w:t>
-      </w:r>
-      <w:proofErr w:type="spellStart"/>
-      <w:r>
-        <w:rPr>
-          <w:lang w:eastAsia="es-CO"/>
-        </w:rPr>
-        <w:t>e</w:t>
-      </w:r>
-      <w:proofErr w:type="spellEnd"/>
-      <w:r>
-        <w:rPr>
-          <w:lang w:eastAsia="es-CO"/>
-        </w:rPr>
-        <w:t xml:space="preserve"> insectos forma parte de las prácticas obligatorias de bioseguridad. Este registro debe diligenciarse cada vez que se realiza una actividad de control, documentando el procedimiento de forma clara y completa.</w:t>
+        <w:t>El control de plagas e insectos forma parte de las prácticas obligatorias de bioseguridad. Este registro debe diligenciarse cada vez que se realiza una actividad de control, documentando el procedimiento de forma clara y completa.</w:t>
       </w:r>
     </w:p>
     <w:p>
@@ -21076,13 +21060,8 @@
                 <w:lang w:eastAsia="es-CO"/>
               </w:rPr>
             </w:pPr>
-            <w:proofErr w:type="gramStart"/>
-            <w:r>
-              <w:t>Total</w:t>
-            </w:r>
-            <w:proofErr w:type="gramEnd"/>
-            <w:r>
-              <w:t xml:space="preserve"> de animales en el movimiento.</w:t>
+            <w:r>
+              <w:t>Total de animales en el movimiento.</w:t>
             </w:r>
           </w:p>
         </w:tc>
@@ -22840,25 +22819,7 @@
           <w:bCs/>
           <w:lang w:eastAsia="es-CO"/>
         </w:rPr>
-        <w:t>fundamentales (F), mayores (</w:t>
-      </w:r>
-      <w:proofErr w:type="spellStart"/>
-      <w:r>
-        <w:rPr>
-          <w:b/>
-          <w:bCs/>
-          <w:lang w:eastAsia="es-CO"/>
-        </w:rPr>
-        <w:t>My</w:t>
-      </w:r>
-      <w:proofErr w:type="spellEnd"/>
-      <w:r>
-        <w:rPr>
-          <w:b/>
-          <w:bCs/>
-          <w:lang w:eastAsia="es-CO"/>
-        </w:rPr>
-        <w:t>) y menores (Mn)</w:t>
+        <w:t>fundamentales (F), mayores (My) y menores (Mn)</w:t>
       </w:r>
       <w:r>
         <w:rPr>
@@ -22971,25 +22932,7 @@
           <w:bCs/>
           <w:lang w:eastAsia="es-CO"/>
         </w:rPr>
-        <w:t>mayores (</w:t>
-      </w:r>
-      <w:proofErr w:type="spellStart"/>
-      <w:r>
-        <w:rPr>
-          <w:b/>
-          <w:bCs/>
-          <w:lang w:eastAsia="es-CO"/>
-        </w:rPr>
-        <w:t>My</w:t>
-      </w:r>
-      <w:proofErr w:type="spellEnd"/>
-      <w:r>
-        <w:rPr>
-          <w:b/>
-          <w:bCs/>
-          <w:lang w:eastAsia="es-CO"/>
-        </w:rPr>
-        <w:t>)</w:t>
+        <w:t>mayores (My)</w:t>
       </w:r>
       <w:r>
         <w:rPr>
@@ -23135,13 +23078,8 @@
                 <w:lang w:val="es-419" w:eastAsia="es-CO"/>
               </w:rPr>
             </w:pPr>
-            <w:proofErr w:type="gramStart"/>
-            <w:r>
-              <w:t>Total</w:t>
-            </w:r>
-            <w:proofErr w:type="gramEnd"/>
-            <w:r>
-              <w:t xml:space="preserve"> de criterios</w:t>
+            <w:r>
+              <w:t>Total de criterios</w:t>
             </w:r>
           </w:p>
         </w:tc>
@@ -23367,15 +23305,7 @@
               </w:rPr>
             </w:pPr>
             <w:r>
-              <w:t>Mayores (</w:t>
-            </w:r>
-            <w:proofErr w:type="spellStart"/>
-            <w:r>
-              <w:t>My</w:t>
-            </w:r>
-            <w:proofErr w:type="spellEnd"/>
-            <w:r>
-              <w:t>)</w:t>
+              <w:t>Mayores (My)</w:t>
             </w:r>
           </w:p>
         </w:tc>
@@ -24330,19 +24260,11 @@
                 <w:lang w:val="es-CO"/>
               </w:rPr>
             </w:pPr>
-            <w:proofErr w:type="spellStart"/>
             <w:r>
               <w:rPr>
                 <w:lang w:val="es-CO"/>
               </w:rPr>
-              <w:t>Strappini</w:t>
-            </w:r>
-            <w:proofErr w:type="spellEnd"/>
-            <w:r>
-              <w:rPr>
-                <w:lang w:val="es-CO"/>
-              </w:rPr>
-              <w:t xml:space="preserve"> A. C., Gallo, C., Bustamante, H., Werner, M., Sepúlveda, Pilar. &amp; Valenzuela, R. (2018). Manual de Manejo y Bienestar de la Vaca Lechera.</w:t>
+              <w:t>Strappini A. C., Gallo, C., Bustamante, H., Werner, M., Sepúlveda, Pilar. &amp; Valenzuela, R. (2018). Manual de Manejo y Bienestar de la Vaca Lechera.</w:t>
             </w:r>
           </w:p>
         </w:tc>
@@ -24521,19 +24443,11 @@
                 <w:lang w:val="es-CO"/>
               </w:rPr>
             </w:pPr>
-            <w:proofErr w:type="spellStart"/>
             <w:r>
               <w:rPr>
                 <w:lang w:val="es-CO"/>
               </w:rPr>
-              <w:t>Italcol</w:t>
-            </w:r>
-            <w:proofErr w:type="spellEnd"/>
-            <w:r>
-              <w:rPr>
-                <w:lang w:val="es-CO"/>
-              </w:rPr>
-              <w:t xml:space="preserve">. (2024). Buenas prácticas en rutina de ordeño, [Archivo de video] </w:t>
+              <w:t xml:space="preserve">Italcol. (2024). Buenas prácticas en rutina de ordeño, [Archivo de video] </w:t>
             </w:r>
             <w:r>
               <w:rPr>
@@ -24737,19 +24651,11 @@
                 <w:lang w:val="es-CO"/>
               </w:rPr>
             </w:pPr>
-            <w:proofErr w:type="spellStart"/>
             <w:r>
               <w:rPr>
                 <w:lang w:val="es-CO"/>
               </w:rPr>
-              <w:t>TVAgro</w:t>
-            </w:r>
-            <w:proofErr w:type="spellEnd"/>
-            <w:r>
-              <w:rPr>
-                <w:lang w:val="es-CO"/>
-              </w:rPr>
-              <w:t xml:space="preserve">. (2016). Implementación de Buenas Prácticas Lecheras [Archivo de video] </w:t>
+              <w:t xml:space="preserve">TVAgro. (2016). Implementación de Buenas Prácticas Lecheras [Archivo de video] </w:t>
             </w:r>
             <w:r>
               <w:rPr>
@@ -25346,6 +25252,12 @@
                 <w:lang w:val="es-CO"/>
               </w:rPr>
               <w:t>Responsable de línea de producción</w:t>
+            </w:r>
+            <w:r>
+              <w:rPr>
+                <w:lang w:val="es-CO"/>
+              </w:rPr>
+              <w:t xml:space="preserve"> Huila</w:t>
             </w:r>
           </w:p>
         </w:tc>
@@ -37440,17 +37352,6 @@
 </file>
 
 <file path=customXml/item1.xml><?xml version="1.0" encoding="utf-8"?>
-<p:properties xmlns:p="http://schemas.microsoft.com/office/2006/metadata/properties" xmlns:xsi="http://www.w3.org/2001/XMLSchema-instance" xmlns:pc="http://schemas.microsoft.com/office/infopath/2007/PartnerControls">
-  <documentManagement>
-    <TaxCatchAll xmlns="cb45339b-ced9-4d0d-8f64-77573914d53b" xsi:nil="true"/>
-    <lcf76f155ced4ddcb4097134ff3c332f xmlns="43a3ca16-9c26-4813-b83f-4aec9927b43f">
-      <Terms xmlns="http://schemas.microsoft.com/office/infopath/2007/PartnerControls"/>
-    </lcf76f155ced4ddcb4097134ff3c332f>
-  </documentManagement>
-</p:properties>
-</file>
-
-<file path=customXml/item2.xml><?xml version="1.0" encoding="utf-8"?>
 <ct:contentTypeSchema xmlns:ct="http://schemas.microsoft.com/office/2006/metadata/contentType" xmlns:ma="http://schemas.microsoft.com/office/2006/metadata/properties/metaAttributes" ct:_="" ma:_="" ma:contentTypeName="Documento" ma:contentTypeID="0x01010049282E1EDBE9234EA9E6D38F720E265F" ma:contentTypeVersion="15" ma:contentTypeDescription="Crear nuevo documento." ma:contentTypeScope="" ma:versionID="b31c7aa9eaf043a08b87120b3c4916e3">
   <xsd:schema xmlns:xsd="http://www.w3.org/2001/XMLSchema" xmlns:xs="http://www.w3.org/2001/XMLSchema" xmlns:p="http://schemas.microsoft.com/office/2006/metadata/properties" xmlns:ns2="cb45339b-ced9-4d0d-8f64-77573914d53b" xmlns:ns3="43a3ca16-9c26-4813-b83f-4aec9927b43f" targetNamespace="http://schemas.microsoft.com/office/2006/metadata/properties" ma:root="true" ma:fieldsID="3533d065b04d75c457075bc55f1f5315" ns2:_="" ns3:_="">
     <xsd:import namespace="cb45339b-ced9-4d0d-8f64-77573914d53b"/>
@@ -37685,11 +37586,18 @@
 </ct:contentTypeSchema>
 </file>
 
-<file path=customXml/item3.xml><?xml version="1.0" encoding="utf-8"?>
-<b:Sources xmlns:b="http://schemas.openxmlformats.org/officeDocument/2006/bibliography" xmlns="http://schemas.openxmlformats.org/officeDocument/2006/bibliography" SelectedStyle="\APASixthEditionOfficeOnline.xsl" StyleName="APA" Version="6"/>
+<file path=customXml/item2.xml><?xml version="1.0" encoding="utf-8"?>
+<p:properties xmlns:p="http://schemas.microsoft.com/office/2006/metadata/properties" xmlns:xsi="http://www.w3.org/2001/XMLSchema-instance" xmlns:pc="http://schemas.microsoft.com/office/infopath/2007/PartnerControls">
+  <documentManagement>
+    <TaxCatchAll xmlns="cb45339b-ced9-4d0d-8f64-77573914d53b" xsi:nil="true"/>
+    <lcf76f155ced4ddcb4097134ff3c332f xmlns="43a3ca16-9c26-4813-b83f-4aec9927b43f">
+      <Terms xmlns="http://schemas.microsoft.com/office/infopath/2007/PartnerControls"/>
+    </lcf76f155ced4ddcb4097134ff3c332f>
+  </documentManagement>
+</p:properties>
 </file>
 
-<file path=customXml/item4.xml><?xml version="1.0" encoding="utf-8"?>
+<file path=customXml/item3.xml><?xml version="1.0" encoding="utf-8"?>
 <?mso-contentType ?>
 <FormTemplates xmlns="http://schemas.microsoft.com/sharepoint/v3/contenttype/forms">
   <Display>DocumentLibraryForm</Display>
@@ -37698,18 +37606,11 @@
 </FormTemplates>
 </file>
 
-<file path=customXml/itemProps1.xml><?xml version="1.0" encoding="utf-8"?>
-<ds:datastoreItem xmlns:ds="http://schemas.openxmlformats.org/officeDocument/2006/customXml" ds:itemID="{1279454D-02BE-4A9C-A117-DCD1573E2608}">
-  <ds:schemaRefs>
-    <ds:schemaRef ds:uri="http://schemas.microsoft.com/office/2006/metadata/properties"/>
-    <ds:schemaRef ds:uri="http://schemas.microsoft.com/office/infopath/2007/PartnerControls"/>
-    <ds:schemaRef ds:uri="cb45339b-ced9-4d0d-8f64-77573914d53b"/>
-    <ds:schemaRef ds:uri="43a3ca16-9c26-4813-b83f-4aec9927b43f"/>
-  </ds:schemaRefs>
-</ds:datastoreItem>
+<file path=customXml/item4.xml><?xml version="1.0" encoding="utf-8"?>
+<b:Sources xmlns:b="http://schemas.openxmlformats.org/officeDocument/2006/bibliography" xmlns="http://schemas.openxmlformats.org/officeDocument/2006/bibliography" SelectedStyle="\APASixthEditionOfficeOnline.xsl" StyleName="APA" Version="6"/>
 </file>
 
-<file path=customXml/itemProps2.xml><?xml version="1.0" encoding="utf-8"?>
+<file path=customXml/itemProps1.xml><?xml version="1.0" encoding="utf-8"?>
 <ds:datastoreItem xmlns:ds="http://schemas.openxmlformats.org/officeDocument/2006/customXml" ds:itemID="{ABC43734-40DA-4258-8AC6-EC91AAFFC9CD}">
   <ds:schemaRefs>
     <ds:schemaRef ds:uri="http://schemas.microsoft.com/office/2006/metadata/contentType"/>
@@ -37728,18 +37629,29 @@
 </ds:datastoreItem>
 </file>
 
+<file path=customXml/itemProps2.xml><?xml version="1.0" encoding="utf-8"?>
+<ds:datastoreItem xmlns:ds="http://schemas.openxmlformats.org/officeDocument/2006/customXml" ds:itemID="{1279454D-02BE-4A9C-A117-DCD1573E2608}">
+  <ds:schemaRefs>
+    <ds:schemaRef ds:uri="http://schemas.microsoft.com/office/2006/metadata/properties"/>
+    <ds:schemaRef ds:uri="http://schemas.microsoft.com/office/infopath/2007/PartnerControls"/>
+    <ds:schemaRef ds:uri="cb45339b-ced9-4d0d-8f64-77573914d53b"/>
+    <ds:schemaRef ds:uri="43a3ca16-9c26-4813-b83f-4aec9927b43f"/>
+  </ds:schemaRefs>
+</ds:datastoreItem>
+</file>
+
 <file path=customXml/itemProps3.xml><?xml version="1.0" encoding="utf-8"?>
+<ds:datastoreItem xmlns:ds="http://schemas.openxmlformats.org/officeDocument/2006/customXml" ds:itemID="{10663269-2064-4804-8290-36D4A57F5557}">
+  <ds:schemaRefs>
+    <ds:schemaRef ds:uri="http://schemas.microsoft.com/sharepoint/v3/contenttype/forms"/>
+  </ds:schemaRefs>
+</ds:datastoreItem>
+</file>
+
+<file path=customXml/itemProps4.xml><?xml version="1.0" encoding="utf-8"?>
 <ds:datastoreItem xmlns:ds="http://schemas.openxmlformats.org/officeDocument/2006/customXml" ds:itemID="{EAE431FD-7059-4C09-804B-C9D69EB7B213}">
   <ds:schemaRefs>
     <ds:schemaRef ds:uri="http://schemas.openxmlformats.org/officeDocument/2006/bibliography"/>
   </ds:schemaRefs>
 </ds:datastoreItem>
-</file>
-
-<file path=customXml/itemProps4.xml><?xml version="1.0" encoding="utf-8"?>
-<ds:datastoreItem xmlns:ds="http://schemas.openxmlformats.org/officeDocument/2006/customXml" ds:itemID="{10663269-2064-4804-8290-36D4A57F5557}">
-  <ds:schemaRefs>
-    <ds:schemaRef ds:uri="http://schemas.microsoft.com/sharepoint/v3/contenttype/forms"/>
-  </ds:schemaRefs>
-</ds:datastoreItem>
 </file>